--- a/Seminario de Sistemas/Kit docente/Proyecto Integrador/Guia Docente PI - Seminario de Sistemas - 2026-2.docx
+++ b/Seminario de Sistemas/Kit docente/Proyecto Integrador/Guia Docente PI - Seminario de Sistemas - 2026-2.docx
@@ -588,14 +588,6 @@
         <w:spacing w:after="80" w:before="0"/>
         <w:jc w:val="left"/>
       </w:pPr>
-      <w:r>
-        <w:rPr>
-          <w:rFonts w:ascii="Calibri" w:hAnsi="Calibri" w:eastAsia="Calibri"/>
-          <w:b w:val="0"/>
-          <w:color w:val="2B2B2B"/>
-          <w:sz w:val="22"/>
-        </w:rPr>
-      </w:r>
     </w:p>
     <w:p>
       <w:pPr>

--- a/Seminario de Sistemas/Kit docente/Proyecto Integrador/Guia Docente PI - Seminario de Sistemas - 2026-2.docx
+++ b/Seminario de Sistemas/Kit docente/Proyecto Integrador/Guia Docente PI - Seminario de Sistemas - 2026-2.docx
@@ -270,7 +270,7 @@
                 <w:color w:val="FFFFFF"/>
                 <w:sz w:val="20"/>
               </w:rPr>
-              <w:t>Clase</w:t>
+              <w:t>Sesion (material)</w:t>
             </w:r>
           </w:p>
         </w:tc>
@@ -325,7 +325,7 @@
                 <w:color w:val="2B2B2B"/>
                 <w:sz w:val="20"/>
               </w:rPr>
-              <w:t>11</w:t>
+              <w:t>S10 (doble · Clases 11+12)</w:t>
             </w:r>
           </w:p>
         </w:tc>
@@ -342,7 +342,7 @@
                 <w:color w:val="2B2B2B"/>
                 <w:sz w:val="20"/>
               </w:rPr>
-              <w:t>22/10</w:t>
+              <w:t>29/10</w:t>
             </w:r>
           </w:p>
         </w:tc>
@@ -359,7 +359,7 @@
                 <w:color w:val="2B2B2B"/>
                 <w:sz w:val="20"/>
               </w:rPr>
-              <w:t>Revisar que los RF sean verificables, no deseos vagos</w:t>
+              <w:t>Revisar que los RF sean verificables (no deseos vagos) y la coherencia entre casos de uso y diagrama de clases</w:t>
             </w:r>
           </w:p>
         </w:tc>
@@ -379,7 +379,7 @@
                 <w:color w:val="2B2B2B"/>
                 <w:sz w:val="20"/>
               </w:rPr>
-              <w:t>12</w:t>
+              <w:t>S11 (Clase 13)</w:t>
             </w:r>
           </w:p>
         </w:tc>
@@ -397,7 +397,7 @@
                 <w:color w:val="2B2B2B"/>
                 <w:sz w:val="20"/>
               </w:rPr>
-              <w:t>29/10</w:t>
+              <w:t>05/11</w:t>
             </w:r>
           </w:p>
         </w:tc>
@@ -405,59 +405,6 @@
           <w:tcPr>
             <w:tcW w:type="dxa" w:w="3264"/>
             <w:shd w:val="clear" w:fill="F2F2F2"/>
-          </w:tcPr>
-          <w:p>
-            <w:r/>
-            <w:r>
-              <w:rPr>
-                <w:rFonts w:ascii="Calibri" w:hAnsi="Calibri" w:eastAsia="Calibri"/>
-                <w:b w:val="0"/>
-                <w:color w:val="2B2B2B"/>
-                <w:sz w:val="20"/>
-              </w:rPr>
-              <w:t>Coherencia entre casos de uso y diagrama de clases</w:t>
-            </w:r>
-          </w:p>
-        </w:tc>
-      </w:tr>
-      <w:tr>
-        <w:tc>
-          <w:tcPr>
-            <w:tcW w:type="dxa" w:w="3264"/>
-          </w:tcPr>
-          <w:p>
-            <w:r/>
-            <w:r>
-              <w:rPr>
-                <w:rFonts w:ascii="Calibri" w:hAnsi="Calibri" w:eastAsia="Calibri"/>
-                <w:b w:val="0"/>
-                <w:color w:val="2B2B2B"/>
-                <w:sz w:val="20"/>
-              </w:rPr>
-              <w:t>13</w:t>
-            </w:r>
-          </w:p>
-        </w:tc>
-        <w:tc>
-          <w:tcPr>
-            <w:tcW w:type="dxa" w:w="3264"/>
-          </w:tcPr>
-          <w:p>
-            <w:r/>
-            <w:r>
-              <w:rPr>
-                <w:rFonts w:ascii="Calibri" w:hAnsi="Calibri" w:eastAsia="Calibri"/>
-                <w:b w:val="0"/>
-                <w:color w:val="2B2B2B"/>
-                <w:sz w:val="20"/>
-              </w:rPr>
-              <w:t>05/11</w:t>
-            </w:r>
-          </w:p>
-        </w:tc>
-        <w:tc>
-          <w:tcPr>
-            <w:tcW w:type="dxa" w:w="3264"/>
           </w:tcPr>
           <w:p>
             <w:r/>
@@ -477,7 +424,6 @@
         <w:tc>
           <w:tcPr>
             <w:tcW w:type="dxa" w:w="3264"/>
-            <w:shd w:val="clear" w:fill="F2F2F2"/>
           </w:tcPr>
           <w:p>
             <w:r/>
@@ -488,14 +434,13 @@
                 <w:color w:val="2B2B2B"/>
                 <w:sz w:val="20"/>
               </w:rPr>
-              <w:t>14</w:t>
+              <w:t>S12 (Clase 14)</w:t>
             </w:r>
           </w:p>
         </w:tc>
         <w:tc>
           <w:tcPr>
             <w:tcW w:type="dxa" w:w="3264"/>
-            <w:shd w:val="clear" w:fill="F2F2F2"/>
           </w:tcPr>
           <w:p>
             <w:r/>
@@ -513,7 +458,6 @@
         <w:tc>
           <w:tcPr>
             <w:tcW w:type="dxa" w:w="3264"/>
-            <w:shd w:val="clear" w:fill="F2F2F2"/>
           </w:tcPr>
           <w:p>
             <w:r/>
@@ -533,6 +477,7 @@
         <w:tc>
           <w:tcPr>
             <w:tcW w:type="dxa" w:w="3264"/>
+            <w:shd w:val="clear" w:fill="F2F2F2"/>
           </w:tcPr>
           <w:p>
             <w:r/>
@@ -543,13 +488,14 @@
                 <w:color w:val="2B2B2B"/>
                 <w:sz w:val="20"/>
               </w:rPr>
-              <w:t>15</w:t>
+              <w:t>S13 (Clase 15)</w:t>
             </w:r>
           </w:p>
         </w:tc>
         <w:tc>
           <w:tcPr>
             <w:tcW w:type="dxa" w:w="3264"/>
+            <w:shd w:val="clear" w:fill="F2F2F2"/>
           </w:tcPr>
           <w:p>
             <w:r/>
@@ -567,6 +513,7 @@
         <w:tc>
           <w:tcPr>
             <w:tcW w:type="dxa" w:w="3264"/>
+            <w:shd w:val="clear" w:fill="F2F2F2"/>
           </w:tcPr>
           <w:p>
             <w:r/>
